--- a/multichoice/build/es_electric_ohms_law_2.docx
+++ b/multichoice/build/es_electric_ohms_law_2.docx
@@ -7,7 +7,7 @@
         <w:pStyle w:val="Heading1"/>
       </w:pPr>
       <w:r>
-        <w:t>Electricidad. Ley de Ohm.</w:t>
+        <w:t>Electricidad. Ley de Ohm. Cálculos.</w:t>
       </w:r>
     </w:p>
     <w:p>
@@ -15,7 +15,7 @@
         <w:pStyle w:val="ListNumber"/>
       </w:pPr>
       <w:r>
-        <w:t>¿Cuál será el voltaje en el punto 'a'?</w:t>
+        <w:t>¿Qué valor tiene la intensidad de corriente?</w:t>
       </w:r>
     </w:p>
     <w:p>
@@ -25,7 +25,7 @@
       <w:r>
         <w:drawing>
           <wp:inline xmlns:a="http://schemas.openxmlformats.org/drawingml/2006/main" xmlns:pic="http://schemas.openxmlformats.org/drawingml/2006/picture">
-            <wp:extent cx="3050847" cy="1830508"/>
+            <wp:extent cx="1842711" cy="1091920"/>
             <wp:docPr id="1" name="Picture 1"/>
             <wp:cNvGraphicFramePr>
               <a:graphicFrameLocks noChangeAspect="1"/>
@@ -34,7 +34,7 @@
               <a:graphicData uri="http://schemas.openxmlformats.org/drawingml/2006/picture">
                 <pic:pic>
                   <pic:nvPicPr>
-                    <pic:cNvPr id="0" name="electric-voltEnA644.png"/>
+                    <pic:cNvPr id="0" name="electric-ley-ohm-01.png"/>
                     <pic:cNvPicPr/>
                   </pic:nvPicPr>
                   <pic:blipFill>
@@ -46,7 +46,7 @@
                   <pic:spPr>
                     <a:xfrm>
                       <a:off x="0" y="0"/>
-                      <a:ext cx="3050847" cy="1830508"/>
+                      <a:ext cx="1842711" cy="1091920"/>
                     </a:xfrm>
                     <a:prstGeom prst="rect"/>
                   </pic:spPr>
@@ -64,7 +64,7 @@
       <w:r>
         <w:t>a)</w:t>
         <w:tab/>
-        <w:t>6V</w:t>
+        <w:t>12A</w:t>
       </w:r>
     </w:p>
     <w:p>
@@ -74,7 +74,7 @@
       <w:r>
         <w:t>b)</w:t>
         <w:tab/>
-        <w:t>4V</w:t>
+        <w:t>0.33A</w:t>
       </w:r>
     </w:p>
     <w:p>
@@ -84,7 +84,7 @@
       <w:r>
         <w:t>c)</w:t>
         <w:tab/>
-        <w:t>No se puede saber sin el dato de la intensidad</w:t>
+        <w:t>2Ω</w:t>
       </w:r>
     </w:p>
     <w:p>
@@ -94,7 +94,7 @@
       <w:r>
         <w:t>d)</w:t>
         <w:tab/>
-        <w:t>3V</w:t>
+        <w:t>3A</w:t>
       </w:r>
     </w:p>
     <w:p>
@@ -102,7 +102,7 @@
         <w:pStyle w:val="ListNumber"/>
       </w:pPr>
       <w:r>
-        <w:t>¿Cuál será el voltaje en el punto 'a'?</w:t>
+        <w:t>¿Qué valor tiene la intensidad de corriente?</w:t>
       </w:r>
     </w:p>
     <w:p>
@@ -112,7 +112,7 @@
       <w:r>
         <w:drawing>
           <wp:inline xmlns:a="http://schemas.openxmlformats.org/drawingml/2006/main" xmlns:pic="http://schemas.openxmlformats.org/drawingml/2006/picture">
-            <wp:extent cx="3050847" cy="1830508"/>
+            <wp:extent cx="1842711" cy="1091920"/>
             <wp:docPr id="2" name="Picture 2"/>
             <wp:cNvGraphicFramePr>
               <a:graphicFrameLocks noChangeAspect="1"/>
@@ -121,7 +121,7 @@
               <a:graphicData uri="http://schemas.openxmlformats.org/drawingml/2006/picture">
                 <pic:pic>
                   <pic:nvPicPr>
-                    <pic:cNvPr id="0" name="electric-voltEnA60044.png"/>
+                    <pic:cNvPr id="0" name="electric-ley-ohm-02.png"/>
                     <pic:cNvPicPr/>
                   </pic:nvPicPr>
                   <pic:blipFill>
@@ -133,7 +133,7 @@
                   <pic:spPr>
                     <a:xfrm>
                       <a:off x="0" y="0"/>
-                      <a:ext cx="3050847" cy="1830508"/>
+                      <a:ext cx="1842711" cy="1091920"/>
                     </a:xfrm>
                     <a:prstGeom prst="rect"/>
                   </pic:spPr>
@@ -151,7 +151,7 @@
       <w:r>
         <w:t>a)</w:t>
         <w:tab/>
-        <w:t>3V</w:t>
+        <w:t>3.3A</w:t>
       </w:r>
     </w:p>
     <w:p>
@@ -161,7 +161,7 @@
       <w:r>
         <w:t>b)</w:t>
         <w:tab/>
-        <w:t>300V</w:t>
+        <w:t>0.3A</w:t>
       </w:r>
     </w:p>
     <w:p>
@@ -171,7 +171,7 @@
       <w:r>
         <w:t>c)</w:t>
         <w:tab/>
-        <w:t>150V</w:t>
+        <w:t>9V</w:t>
       </w:r>
     </w:p>
     <w:p>
@@ -181,7 +181,7 @@
       <w:r>
         <w:t>d)</w:t>
         <w:tab/>
-        <w:t>400V</w:t>
+        <w:t>270A</w:t>
       </w:r>
     </w:p>
     <w:p>
@@ -189,7 +189,7 @@
         <w:pStyle w:val="ListNumber"/>
       </w:pPr>
       <w:r>
-        <w:t>¿Cuál será el voltaje en el punto 'a'?</w:t>
+        <w:t>¿Qué valor tiene la intensidad de corriente?</w:t>
       </w:r>
     </w:p>
     <w:p>
@@ -199,7 +199,7 @@
       <w:r>
         <w:drawing>
           <wp:inline xmlns:a="http://schemas.openxmlformats.org/drawingml/2006/main" xmlns:pic="http://schemas.openxmlformats.org/drawingml/2006/picture">
-            <wp:extent cx="3050847" cy="1830508"/>
+            <wp:extent cx="1842711" cy="1091920"/>
             <wp:docPr id="3" name="Picture 3"/>
             <wp:cNvGraphicFramePr>
               <a:graphicFrameLocks noChangeAspect="1"/>
@@ -208,7 +208,7 @@
               <a:graphicData uri="http://schemas.openxmlformats.org/drawingml/2006/picture">
                 <pic:pic>
                   <pic:nvPicPr>
-                    <pic:cNvPr id="0" name="electric-voltEnA622.png"/>
+                    <pic:cNvPr id="0" name="electric-ley-ohm-07.png"/>
                     <pic:cNvPicPr/>
                   </pic:nvPicPr>
                   <pic:blipFill>
@@ -220,7 +220,7 @@
                   <pic:spPr>
                     <a:xfrm>
                       <a:off x="0" y="0"/>
-                      <a:ext cx="3050847" cy="1830508"/>
+                      <a:ext cx="1842711" cy="1091920"/>
                     </a:xfrm>
                     <a:prstGeom prst="rect"/>
                   </pic:spPr>
@@ -238,7 +238,7 @@
       <w:r>
         <w:t>a)</w:t>
         <w:tab/>
-        <w:t>4V</w:t>
+        <w:t>120Ω</w:t>
       </w:r>
     </w:p>
     <w:p>
@@ -248,7 +248,7 @@
       <w:r>
         <w:t>b)</w:t>
         <w:tab/>
-        <w:t>2V</w:t>
+        <w:t>1440A</w:t>
       </w:r>
     </w:p>
     <w:p>
@@ -258,7 +258,7 @@
       <w:r>
         <w:t>c)</w:t>
         <w:tab/>
-        <w:t>6V</w:t>
+        <w:t>10A</w:t>
       </w:r>
     </w:p>
     <w:p>
@@ -268,7 +268,7 @@
       <w:r>
         <w:t>d)</w:t>
         <w:tab/>
-        <w:t>3V</w:t>
+        <w:t>0.1A</w:t>
       </w:r>
     </w:p>
     <w:p>
@@ -276,7 +276,7 @@
         <w:pStyle w:val="ListNumber"/>
       </w:pPr>
       <w:r>
-        <w:t>¿Cuál será el voltaje en el punto 'a'?</w:t>
+        <w:t>¿Qué valor tiene la intensidad de corriente?</w:t>
       </w:r>
     </w:p>
     <w:p>
@@ -286,7 +286,7 @@
       <w:r>
         <w:drawing>
           <wp:inline xmlns:a="http://schemas.openxmlformats.org/drawingml/2006/main" xmlns:pic="http://schemas.openxmlformats.org/drawingml/2006/picture">
-            <wp:extent cx="3050847" cy="1830508"/>
+            <wp:extent cx="1842711" cy="1091920"/>
             <wp:docPr id="4" name="Picture 4"/>
             <wp:cNvGraphicFramePr>
               <a:graphicFrameLocks noChangeAspect="1"/>
@@ -295,7 +295,7 @@
               <a:graphicData uri="http://schemas.openxmlformats.org/drawingml/2006/picture">
                 <pic:pic>
                   <pic:nvPicPr>
-                    <pic:cNvPr id="0" name="electric-voltEnA62K2K.png"/>
+                    <pic:cNvPr id="0" name="electric-ley-ohm-08.png"/>
                     <pic:cNvPicPr/>
                   </pic:nvPicPr>
                   <pic:blipFill>
@@ -307,7 +307,7 @@
                   <pic:spPr>
                     <a:xfrm>
                       <a:off x="0" y="0"/>
-                      <a:ext cx="3050847" cy="1830508"/>
+                      <a:ext cx="1842711" cy="1091920"/>
                     </a:xfrm>
                     <a:prstGeom prst="rect"/>
                   </pic:spPr>
@@ -325,7 +325,7 @@
       <w:r>
         <w:t>a)</w:t>
         <w:tab/>
-        <w:t>0,003V</w:t>
+        <w:t>150A</w:t>
       </w:r>
     </w:p>
     <w:p>
@@ -335,7 +335,7 @@
       <w:r>
         <w:t>b)</w:t>
         <w:tab/>
-        <w:t>0,00003V</w:t>
+        <w:t>15V</w:t>
       </w:r>
     </w:p>
     <w:p>
@@ -345,7 +345,7 @@
       <w:r>
         <w:t>c)</w:t>
         <w:tab/>
-        <w:t>3V</w:t>
+        <w:t>1.5A</w:t>
       </w:r>
     </w:p>
     <w:p>
@@ -355,7 +355,7 @@
       <w:r>
         <w:t>d)</w:t>
         <w:tab/>
-        <w:t>3KV</w:t>
+        <w:t>0.66A</w:t>
       </w:r>
     </w:p>
     <w:p>
@@ -363,7 +363,7 @@
         <w:pStyle w:val="ListNumber"/>
       </w:pPr>
       <w:r>
-        <w:t>¿Cuál será el voltaje en el punto 'a'?</w:t>
+        <w:t>¿Qué valor tiene la intensidad de corriente?</w:t>
       </w:r>
     </w:p>
     <w:p>
@@ -373,7 +373,7 @@
       <w:r>
         <w:drawing>
           <wp:inline xmlns:a="http://schemas.openxmlformats.org/drawingml/2006/main" xmlns:pic="http://schemas.openxmlformats.org/drawingml/2006/picture">
-            <wp:extent cx="3050847" cy="1830508"/>
+            <wp:extent cx="1842711" cy="1091920"/>
             <wp:docPr id="5" name="Picture 5"/>
             <wp:cNvGraphicFramePr>
               <a:graphicFrameLocks noChangeAspect="1"/>
@@ -382,7 +382,7 @@
               <a:graphicData uri="http://schemas.openxmlformats.org/drawingml/2006/picture">
                 <pic:pic>
                   <pic:nvPicPr>
-                    <pic:cNvPr id="0" name="electric-voltEnA61K1.png"/>
+                    <pic:cNvPr id="0" name="electric-ley-ohm-13.png"/>
                     <pic:cNvPicPr/>
                   </pic:nvPicPr>
                   <pic:blipFill>
@@ -394,7 +394,7 @@
                   <pic:spPr>
                     <a:xfrm>
                       <a:off x="0" y="0"/>
-                      <a:ext cx="3050847" cy="1830508"/>
+                      <a:ext cx="1842711" cy="1091920"/>
                     </a:xfrm>
                     <a:prstGeom prst="rect"/>
                   </pic:spPr>
@@ -412,7 +412,7 @@
       <w:r>
         <w:t>a)</w:t>
         <w:tab/>
-        <w:t>Casi 6V</w:t>
+        <w:t>0.5A</w:t>
       </w:r>
     </w:p>
     <w:p>
@@ -422,7 +422,7 @@
       <w:r>
         <w:t>b)</w:t>
         <w:tab/>
-        <w:t>Más de 6V</w:t>
+        <w:t>9Ω</w:t>
       </w:r>
     </w:p>
     <w:p>
@@ -432,7 +432,7 @@
       <w:r>
         <w:t>c)</w:t>
         <w:tab/>
-        <w:t>Sobre 3V</w:t>
+        <w:t>162A</w:t>
       </w:r>
     </w:p>
     <w:p>
@@ -442,7 +442,7 @@
       <w:r>
         <w:t>d)</w:t>
         <w:tab/>
-        <w:t>Casi 0V</w:t>
+        <w:t>2A</w:t>
       </w:r>
     </w:p>
     <w:p>
@@ -450,7 +450,7 @@
         <w:pStyle w:val="ListNumber"/>
       </w:pPr>
       <w:r>
-        <w:t>¿Cuál será el voltaje en el punto 'a'?</w:t>
+        <w:t>¿Qué valor tiene la intensidad de corriente?</w:t>
       </w:r>
     </w:p>
     <w:p>
@@ -460,7 +460,7 @@
       <w:r>
         <w:drawing>
           <wp:inline xmlns:a="http://schemas.openxmlformats.org/drawingml/2006/main" xmlns:pic="http://schemas.openxmlformats.org/drawingml/2006/picture">
-            <wp:extent cx="3050847" cy="1830508"/>
+            <wp:extent cx="1842711" cy="1091920"/>
             <wp:docPr id="6" name="Picture 6"/>
             <wp:cNvGraphicFramePr>
               <a:graphicFrameLocks noChangeAspect="1"/>
@@ -469,7 +469,7 @@
               <a:graphicData uri="http://schemas.openxmlformats.org/drawingml/2006/picture">
                 <pic:pic>
                   <pic:nvPicPr>
-                    <pic:cNvPr id="0" name="electric-voltEnA611K.png"/>
+                    <pic:cNvPr id="0" name="electric-ley-ohm-14.png"/>
                     <pic:cNvPicPr/>
                   </pic:nvPicPr>
                   <pic:blipFill>
@@ -481,7 +481,7 @@
                   <pic:spPr>
                     <a:xfrm>
                       <a:off x="0" y="0"/>
-                      <a:ext cx="3050847" cy="1830508"/>
+                      <a:ext cx="1842711" cy="1091920"/>
                     </a:xfrm>
                     <a:prstGeom prst="rect"/>
                   </pic:spPr>
@@ -499,7 +499,7 @@
       <w:r>
         <w:t>a)</w:t>
         <w:tab/>
-        <w:t>Sobre 3V</w:t>
+        <w:t>2400A</w:t>
       </w:r>
     </w:p>
     <w:p>
@@ -509,7 +509,7 @@
       <w:r>
         <w:t>b)</w:t>
         <w:tab/>
-        <w:t>Más de 6V</w:t>
+        <w:t>24V</w:t>
       </w:r>
     </w:p>
     <w:p>
@@ -519,7 +519,7 @@
       <w:r>
         <w:t>c)</w:t>
         <w:tab/>
-        <w:t>Casi 6V</w:t>
+        <w:t>0.24A</w:t>
       </w:r>
     </w:p>
     <w:p>
@@ -529,7 +529,7 @@
       <w:r>
         <w:t>d)</w:t>
         <w:tab/>
-        <w:t>Casi 0V</w:t>
+        <w:t>4.16A</w:t>
       </w:r>
     </w:p>
     <w:p>
@@ -537,7 +537,7 @@
         <w:pStyle w:val="ListNumber"/>
       </w:pPr>
       <w:r>
-        <w:t>¿Cuál será el voltaje en el punto 'a'?</w:t>
+        <w:t>¿Qué valor tiene la tensión de la pila?</w:t>
       </w:r>
     </w:p>
     <w:p>
@@ -547,7 +547,7 @@
       <w:r>
         <w:drawing>
           <wp:inline xmlns:a="http://schemas.openxmlformats.org/drawingml/2006/main" xmlns:pic="http://schemas.openxmlformats.org/drawingml/2006/picture">
-            <wp:extent cx="3050847" cy="1830508"/>
+            <wp:extent cx="1842711" cy="1091920"/>
             <wp:docPr id="7" name="Picture 7"/>
             <wp:cNvGraphicFramePr>
               <a:graphicFrameLocks noChangeAspect="1"/>
@@ -556,7 +556,7 @@
               <a:graphicData uri="http://schemas.openxmlformats.org/drawingml/2006/picture">
                 <pic:pic>
                   <pic:nvPicPr>
-                    <pic:cNvPr id="0" name="electric-voltEnA642.png"/>
+                    <pic:cNvPr id="0" name="electric-ley-ohm-03.png"/>
                     <pic:cNvPicPr/>
                   </pic:nvPicPr>
                   <pic:blipFill>
@@ -568,7 +568,7 @@
                   <pic:spPr>
                     <a:xfrm>
                       <a:off x="0" y="0"/>
-                      <a:ext cx="3050847" cy="1830508"/>
+                      <a:ext cx="1842711" cy="1091920"/>
                     </a:xfrm>
                     <a:prstGeom prst="rect"/>
                   </pic:spPr>
@@ -586,7 +586,7 @@
       <w:r>
         <w:t>a)</w:t>
         <w:tab/>
-        <w:t>3V</w:t>
+        <w:t>0.06V</w:t>
       </w:r>
     </w:p>
     <w:p>
@@ -596,7 +596,7 @@
       <w:r>
         <w:t>b)</w:t>
         <w:tab/>
-        <w:t>2V</w:t>
+        <w:t>60V</w:t>
       </w:r>
     </w:p>
     <w:p>
@@ -606,7 +606,7 @@
       <w:r>
         <w:t>c)</w:t>
         <w:tab/>
-        <w:t>6V</w:t>
+        <w:t>2A</w:t>
       </w:r>
     </w:p>
     <w:p>
@@ -616,7 +616,7 @@
       <w:r>
         <w:t>d)</w:t>
         <w:tab/>
-        <w:t>4V</w:t>
+        <w:t>15V</w:t>
       </w:r>
     </w:p>
     <w:p>
@@ -624,7 +624,7 @@
         <w:pStyle w:val="ListNumber"/>
       </w:pPr>
       <w:r>
-        <w:t>¿Por qué circuito circulará más corriente?</w:t>
+        <w:t>¿Qué valor tiene la tensión de la pila?</w:t>
       </w:r>
     </w:p>
     <w:p>
@@ -634,7 +634,7 @@
       <w:r>
         <w:drawing>
           <wp:inline xmlns:a="http://schemas.openxmlformats.org/drawingml/2006/main" xmlns:pic="http://schemas.openxmlformats.org/drawingml/2006/picture">
-            <wp:extent cx="3050847" cy="1830508"/>
+            <wp:extent cx="1842711" cy="1091920"/>
             <wp:docPr id="8" name="Picture 8"/>
             <wp:cNvGraphicFramePr>
               <a:graphicFrameLocks noChangeAspect="1"/>
@@ -643,7 +643,7 @@
               <a:graphicData uri="http://schemas.openxmlformats.org/drawingml/2006/picture">
                 <pic:pic>
                   <pic:nvPicPr>
-                    <pic:cNvPr id="0" name="electric-leiOhmSameVolt.png"/>
+                    <pic:cNvPr id="0" name="electric-ley-ohm-06.png"/>
                     <pic:cNvPicPr/>
                   </pic:nvPicPr>
                   <pic:blipFill>
@@ -655,7 +655,7 @@
                   <pic:spPr>
                     <a:xfrm>
                       <a:off x="0" y="0"/>
-                      <a:ext cx="3050847" cy="1830508"/>
+                      <a:ext cx="1842711" cy="1091920"/>
                     </a:xfrm>
                     <a:prstGeom prst="rect"/>
                   </pic:spPr>
@@ -673,7 +673,7 @@
       <w:r>
         <w:t>a)</w:t>
         <w:tab/>
-        <w:t>Por el 1</w:t>
+        <w:t>24V</w:t>
       </w:r>
     </w:p>
     <w:p>
@@ -683,7 +683,7 @@
       <w:r>
         <w:t>b)</w:t>
         <w:tab/>
-        <w:t>Por el 2</w:t>
+        <w:t>2.6V</w:t>
       </w:r>
     </w:p>
     <w:p>
@@ -693,7 +693,7 @@
       <w:r>
         <w:t>c)</w:t>
         <w:tab/>
-        <w:t>Por el 4</w:t>
+        <w:t>8Ω</w:t>
       </w:r>
     </w:p>
     <w:p>
@@ -703,7 +703,7 @@
       <w:r>
         <w:t>d)</w:t>
         <w:tab/>
-        <w:t>Por el 3</w:t>
+        <w:t>0.38V</w:t>
       </w:r>
     </w:p>
     <w:p>
@@ -711,7 +711,7 @@
         <w:pStyle w:val="ListNumber"/>
       </w:pPr>
       <w:r>
-        <w:t>¿Por qué circuito circulará más corriente?</w:t>
+        <w:t>¿Qué valor tiene la tensión de la pila?</w:t>
       </w:r>
     </w:p>
     <w:p>
@@ -721,7 +721,7 @@
       <w:r>
         <w:drawing>
           <wp:inline xmlns:a="http://schemas.openxmlformats.org/drawingml/2006/main" xmlns:pic="http://schemas.openxmlformats.org/drawingml/2006/picture">
-            <wp:extent cx="3050847" cy="1830508"/>
+            <wp:extent cx="1842711" cy="1091920"/>
             <wp:docPr id="9" name="Picture 9"/>
             <wp:cNvGraphicFramePr>
               <a:graphicFrameLocks noChangeAspect="1"/>
@@ -730,7 +730,7 @@
               <a:graphicData uri="http://schemas.openxmlformats.org/drawingml/2006/picture">
                 <pic:pic>
                   <pic:nvPicPr>
-                    <pic:cNvPr id="0" name="electric-leiOhmSameRes.png"/>
+                    <pic:cNvPr id="0" name="electric-ley-ohm-09.png"/>
                     <pic:cNvPicPr/>
                   </pic:nvPicPr>
                   <pic:blipFill>
@@ -742,7 +742,7 @@
                   <pic:spPr>
                     <a:xfrm>
                       <a:off x="0" y="0"/>
-                      <a:ext cx="3050847" cy="1830508"/>
+                      <a:ext cx="1842711" cy="1091920"/>
                     </a:xfrm>
                     <a:prstGeom prst="rect"/>
                   </pic:spPr>
@@ -760,7 +760,7 @@
       <w:r>
         <w:t>a)</w:t>
         <w:tab/>
-        <w:t>Por el 1</w:t>
+        <w:t>0.006V</w:t>
       </w:r>
     </w:p>
     <w:p>
@@ -770,7 +770,7 @@
       <w:r>
         <w:t>b)</w:t>
         <w:tab/>
-        <w:t>Por el 4</w:t>
+        <w:t>0.1A</w:t>
       </w:r>
     </w:p>
     <w:p>
@@ -780,7 +780,7 @@
       <w:r>
         <w:t>c)</w:t>
         <w:tab/>
-        <w:t>Por el 3</w:t>
+        <w:t>150V</w:t>
       </w:r>
     </w:p>
     <w:p>
@@ -790,7 +790,7 @@
       <w:r>
         <w:t>d)</w:t>
         <w:tab/>
-        <w:t>Por el 2</w:t>
+        <w:t>1.5V</w:t>
       </w:r>
     </w:p>
     <w:p>
@@ -798,7 +798,7 @@
         <w:pStyle w:val="ListNumber"/>
       </w:pPr>
       <w:r>
-        <w:t>¿Por qué circuito circulará más corriente?</w:t>
+        <w:t>¿Qué valor tiene la tensión de la pila?</w:t>
       </w:r>
     </w:p>
     <w:p>
@@ -808,7 +808,7 @@
       <w:r>
         <w:drawing>
           <wp:inline xmlns:a="http://schemas.openxmlformats.org/drawingml/2006/main" xmlns:pic="http://schemas.openxmlformats.org/drawingml/2006/picture">
-            <wp:extent cx="3050847" cy="1830508"/>
+            <wp:extent cx="1842711" cy="1091920"/>
             <wp:docPr id="10" name="Picture 10"/>
             <wp:cNvGraphicFramePr>
               <a:graphicFrameLocks noChangeAspect="1"/>
@@ -817,7 +817,7 @@
               <a:graphicData uri="http://schemas.openxmlformats.org/drawingml/2006/picture">
                 <pic:pic>
                   <pic:nvPicPr>
-                    <pic:cNvPr id="0" name="electric-leiOhmSameVoltDecimalOhm.png"/>
+                    <pic:cNvPr id="0" name="electric-ley-ohm-12.png"/>
                     <pic:cNvPicPr/>
                   </pic:nvPicPr>
                   <pic:blipFill>
@@ -829,7 +829,7 @@
                   <pic:spPr>
                     <a:xfrm>
                       <a:off x="0" y="0"/>
-                      <a:ext cx="3050847" cy="1830508"/>
+                      <a:ext cx="1842711" cy="1091920"/>
                     </a:xfrm>
                     <a:prstGeom prst="rect"/>
                   </pic:spPr>
@@ -847,7 +847,7 @@
       <w:r>
         <w:t>a)</w:t>
         <w:tab/>
-        <w:t>Por el 2</w:t>
+        <w:t>500V</w:t>
       </w:r>
     </w:p>
     <w:p>
@@ -857,7 +857,7 @@
       <w:r>
         <w:t>b)</w:t>
         <w:tab/>
-        <w:t>Por el 3</w:t>
+        <w:t>20V</w:t>
       </w:r>
     </w:p>
     <w:p>
@@ -867,7 +867,7 @@
       <w:r>
         <w:t>c)</w:t>
         <w:tab/>
-        <w:t>Por el 1</w:t>
+        <w:t>0.002V</w:t>
       </w:r>
     </w:p>
     <w:p>
@@ -877,7 +877,7 @@
       <w:r>
         <w:t>d)</w:t>
         <w:tab/>
-        <w:t>Por el 4</w:t>
+        <w:t>100Ω</w:t>
       </w:r>
     </w:p>
     <w:p>
@@ -885,7 +885,7 @@
         <w:pStyle w:val="ListNumber"/>
       </w:pPr>
       <w:r>
-        <w:t>¿Por qué circuito circulará más corriente?</w:t>
+        <w:t>¿Qué valor tiene la tensión de la pila?</w:t>
       </w:r>
     </w:p>
     <w:p>
@@ -895,7 +895,7 @@
       <w:r>
         <w:drawing>
           <wp:inline xmlns:a="http://schemas.openxmlformats.org/drawingml/2006/main" xmlns:pic="http://schemas.openxmlformats.org/drawingml/2006/picture">
-            <wp:extent cx="3050847" cy="1830508"/>
+            <wp:extent cx="1842711" cy="1091920"/>
             <wp:docPr id="11" name="Picture 11"/>
             <wp:cNvGraphicFramePr>
               <a:graphicFrameLocks noChangeAspect="1"/>
@@ -904,7 +904,7 @@
               <a:graphicData uri="http://schemas.openxmlformats.org/drawingml/2006/picture">
                 <pic:pic>
                   <pic:nvPicPr>
-                    <pic:cNvPr id="0" name="electric-leiOhmSameVoltKohm.png"/>
+                    <pic:cNvPr id="0" name="electric-ley-ohm-15.png"/>
                     <pic:cNvPicPr/>
                   </pic:nvPicPr>
                   <pic:blipFill>
@@ -916,7 +916,7 @@
                   <pic:spPr>
                     <a:xfrm>
                       <a:off x="0" y="0"/>
-                      <a:ext cx="3050847" cy="1830508"/>
+                      <a:ext cx="1842711" cy="1091920"/>
                     </a:xfrm>
                     <a:prstGeom prst="rect"/>
                   </pic:spPr>
@@ -934,7 +934,7 @@
       <w:r>
         <w:t>a)</w:t>
         <w:tab/>
-        <w:t>Por el 3</w:t>
+        <w:t>8V</w:t>
       </w:r>
     </w:p>
     <w:p>
@@ -944,7 +944,7 @@
       <w:r>
         <w:t>b)</w:t>
         <w:tab/>
-        <w:t>Por el 1</w:t>
+        <w:t>1200V</w:t>
       </w:r>
     </w:p>
     <w:p>
@@ -954,7 +954,7 @@
       <w:r>
         <w:t>c)</w:t>
         <w:tab/>
-        <w:t>Por el 2</w:t>
+        <w:t>3V</w:t>
       </w:r>
     </w:p>
     <w:p>
@@ -964,7 +964,7 @@
       <w:r>
         <w:t>d)</w:t>
         <w:tab/>
-        <w:t>Por el 4</w:t>
+        <w:t>0.05A</w:t>
       </w:r>
     </w:p>
     <w:p>
@@ -972,7 +972,7 @@
         <w:pStyle w:val="ListNumber"/>
       </w:pPr>
       <w:r>
-        <w:t>¿Por qué circuito circulará más corriente?</w:t>
+        <w:t>¿Qué valor tiene la tensión de la pila?</w:t>
       </w:r>
     </w:p>
     <w:p>
@@ -982,7 +982,7 @@
       <w:r>
         <w:drawing>
           <wp:inline xmlns:a="http://schemas.openxmlformats.org/drawingml/2006/main" xmlns:pic="http://schemas.openxmlformats.org/drawingml/2006/picture">
-            <wp:extent cx="3050847" cy="1830508"/>
+            <wp:extent cx="1842711" cy="1091920"/>
             <wp:docPr id="12" name="Picture 12"/>
             <wp:cNvGraphicFramePr>
               <a:graphicFrameLocks noChangeAspect="1"/>
@@ -991,7 +991,7 @@
               <a:graphicData uri="http://schemas.openxmlformats.org/drawingml/2006/picture">
                 <pic:pic>
                   <pic:nvPicPr>
-                    <pic:cNvPr id="0" name="electric-leiOhmDifVoltDifRes.png"/>
+                    <pic:cNvPr id="0" name="electric-ley-ohm-18.png"/>
                     <pic:cNvPicPr/>
                   </pic:nvPicPr>
                   <pic:blipFill>
@@ -1003,7 +1003,7 @@
                   <pic:spPr>
                     <a:xfrm>
                       <a:off x="0" y="0"/>
-                      <a:ext cx="3050847" cy="1830508"/>
+                      <a:ext cx="1842711" cy="1091920"/>
                     </a:xfrm>
                     <a:prstGeom prst="rect"/>
                   </pic:spPr>
@@ -1021,7 +1021,7 @@
       <w:r>
         <w:t>a)</w:t>
         <w:tab/>
-        <w:t>Por el 1</w:t>
+        <w:t>20V</w:t>
       </w:r>
     </w:p>
     <w:p>
@@ -1031,7 +1031,7 @@
       <w:r>
         <w:t>b)</w:t>
         <w:tab/>
-        <w:t>Por el 4</w:t>
+        <w:t>5V</w:t>
       </w:r>
     </w:p>
     <w:p>
@@ -1041,7 +1041,7 @@
       <w:r>
         <w:t>c)</w:t>
         <w:tab/>
-        <w:t>Por el 3</w:t>
+        <w:t>10Ω</w:t>
       </w:r>
     </w:p>
     <w:p>
@@ -1051,7 +1051,529 @@
       <w:r>
         <w:t>d)</w:t>
         <w:tab/>
-        <w:t>Por el 2</w:t>
+        <w:t>0.05V</w:t>
+      </w:r>
+    </w:p>
+    <w:p>
+      <w:pPr>
+        <w:pStyle w:val="ListNumber"/>
+      </w:pPr>
+      <w:r>
+        <w:t>¿Qué valor tiene la resistencia?</w:t>
+      </w:r>
+    </w:p>
+    <w:p>
+      <w:pPr>
+        <w:pStyle w:val="Image"/>
+      </w:pPr>
+      <w:r>
+        <w:drawing>
+          <wp:inline xmlns:a="http://schemas.openxmlformats.org/drawingml/2006/main" xmlns:pic="http://schemas.openxmlformats.org/drawingml/2006/picture">
+            <wp:extent cx="1842711" cy="1091920"/>
+            <wp:docPr id="13" name="Picture 13"/>
+            <wp:cNvGraphicFramePr>
+              <a:graphicFrameLocks noChangeAspect="1"/>
+            </wp:cNvGraphicFramePr>
+            <a:graphic>
+              <a:graphicData uri="http://schemas.openxmlformats.org/drawingml/2006/picture">
+                <pic:pic>
+                  <pic:nvPicPr>
+                    <pic:cNvPr id="0" name="electric-ley-ohm-04.png"/>
+                    <pic:cNvPicPr/>
+                  </pic:nvPicPr>
+                  <pic:blipFill>
+                    <a:blip r:embed="rId21"/>
+                    <a:stretch>
+                      <a:fillRect/>
+                    </a:stretch>
+                  </pic:blipFill>
+                  <pic:spPr>
+                    <a:xfrm>
+                      <a:off x="0" y="0"/>
+                      <a:ext cx="1842711" cy="1091920"/>
+                    </a:xfrm>
+                    <a:prstGeom prst="rect"/>
+                  </pic:spPr>
+                </pic:pic>
+              </a:graphicData>
+            </a:graphic>
+          </wp:inline>
+        </w:drawing>
+      </w:r>
+    </w:p>
+    <w:p>
+      <w:pPr>
+        <w:pStyle w:val="Choice"/>
+      </w:pPr>
+      <w:r>
+        <w:t>a)</w:t>
+        <w:tab/>
+        <w:t>0.6Ω</w:t>
+      </w:r>
+    </w:p>
+    <w:p>
+      <w:pPr>
+        <w:pStyle w:val="Choice"/>
+      </w:pPr>
+      <w:r>
+        <w:t>b)</w:t>
+        <w:tab/>
+        <w:t>6V</w:t>
+      </w:r>
+    </w:p>
+    <w:p>
+      <w:pPr>
+        <w:pStyle w:val="Choice"/>
+      </w:pPr>
+      <w:r>
+        <w:t>c)</w:t>
+        <w:tab/>
+        <w:t>16Ω</w:t>
+      </w:r>
+    </w:p>
+    <w:p>
+      <w:pPr>
+        <w:pStyle w:val="Choice"/>
+      </w:pPr>
+      <w:r>
+        <w:t>d)</w:t>
+        <w:tab/>
+        <w:t>60Ω</w:t>
+      </w:r>
+    </w:p>
+    <w:p>
+      <w:pPr>
+        <w:pStyle w:val="ListNumber"/>
+      </w:pPr>
+      <w:r>
+        <w:t>¿Qué valor tiene la resistencia?</w:t>
+      </w:r>
+    </w:p>
+    <w:p>
+      <w:pPr>
+        <w:pStyle w:val="Image"/>
+      </w:pPr>
+      <w:r>
+        <w:drawing>
+          <wp:inline xmlns:a="http://schemas.openxmlformats.org/drawingml/2006/main" xmlns:pic="http://schemas.openxmlformats.org/drawingml/2006/picture">
+            <wp:extent cx="1842711" cy="1091920"/>
+            <wp:docPr id="14" name="Picture 14"/>
+            <wp:cNvGraphicFramePr>
+              <a:graphicFrameLocks noChangeAspect="1"/>
+            </wp:cNvGraphicFramePr>
+            <a:graphic>
+              <a:graphicData uri="http://schemas.openxmlformats.org/drawingml/2006/picture">
+                <pic:pic>
+                  <pic:nvPicPr>
+                    <pic:cNvPr id="0" name="electric-ley-ohm-05.png"/>
+                    <pic:cNvPicPr/>
+                  </pic:nvPicPr>
+                  <pic:blipFill>
+                    <a:blip r:embed="rId22"/>
+                    <a:stretch>
+                      <a:fillRect/>
+                    </a:stretch>
+                  </pic:blipFill>
+                  <pic:spPr>
+                    <a:xfrm>
+                      <a:off x="0" y="0"/>
+                      <a:ext cx="1842711" cy="1091920"/>
+                    </a:xfrm>
+                    <a:prstGeom prst="rect"/>
+                  </pic:spPr>
+                </pic:pic>
+              </a:graphicData>
+            </a:graphic>
+          </wp:inline>
+        </w:drawing>
+      </w:r>
+    </w:p>
+    <w:p>
+      <w:pPr>
+        <w:pStyle w:val="Choice"/>
+      </w:pPr>
+      <w:r>
+        <w:t>a)</w:t>
+        <w:tab/>
+        <w:t>3A</w:t>
+      </w:r>
+    </w:p>
+    <w:p>
+      <w:pPr>
+        <w:pStyle w:val="Choice"/>
+      </w:pPr>
+      <w:r>
+        <w:t>b)</w:t>
+        <w:tab/>
+        <w:t>27Ω</w:t>
+      </w:r>
+    </w:p>
+    <w:p>
+      <w:pPr>
+        <w:pStyle w:val="Choice"/>
+      </w:pPr>
+      <w:r>
+        <w:t>c)</w:t>
+        <w:tab/>
+        <w:t>3Ω</w:t>
+      </w:r>
+    </w:p>
+    <w:p>
+      <w:pPr>
+        <w:pStyle w:val="Choice"/>
+      </w:pPr>
+      <w:r>
+        <w:t>d)</w:t>
+        <w:tab/>
+        <w:t>0.33Ω</w:t>
+      </w:r>
+    </w:p>
+    <w:p>
+      <w:pPr>
+        <w:pStyle w:val="ListNumber"/>
+      </w:pPr>
+      <w:r>
+        <w:t>¿Qué valor tiene la resistencia?</w:t>
+      </w:r>
+    </w:p>
+    <w:p>
+      <w:pPr>
+        <w:pStyle w:val="Image"/>
+      </w:pPr>
+      <w:r>
+        <w:drawing>
+          <wp:inline xmlns:a="http://schemas.openxmlformats.org/drawingml/2006/main" xmlns:pic="http://schemas.openxmlformats.org/drawingml/2006/picture">
+            <wp:extent cx="1842711" cy="1091920"/>
+            <wp:docPr id="15" name="Picture 15"/>
+            <wp:cNvGraphicFramePr>
+              <a:graphicFrameLocks noChangeAspect="1"/>
+            </wp:cNvGraphicFramePr>
+            <a:graphic>
+              <a:graphicData uri="http://schemas.openxmlformats.org/drawingml/2006/picture">
+                <pic:pic>
+                  <pic:nvPicPr>
+                    <pic:cNvPr id="0" name="electric-ley-ohm-10.png"/>
+                    <pic:cNvPicPr/>
+                  </pic:nvPicPr>
+                  <pic:blipFill>
+                    <a:blip r:embed="rId23"/>
+                    <a:stretch>
+                      <a:fillRect/>
+                    </a:stretch>
+                  </pic:blipFill>
+                  <pic:spPr>
+                    <a:xfrm>
+                      <a:off x="0" y="0"/>
+                      <a:ext cx="1842711" cy="1091920"/>
+                    </a:xfrm>
+                    <a:prstGeom prst="rect"/>
+                  </pic:spPr>
+                </pic:pic>
+              </a:graphicData>
+            </a:graphic>
+          </wp:inline>
+        </w:drawing>
+      </w:r>
+    </w:p>
+    <w:p>
+      <w:pPr>
+        <w:pStyle w:val="Choice"/>
+      </w:pPr>
+      <w:r>
+        <w:t>a)</w:t>
+        <w:tab/>
+        <w:t>0.04Ω</w:t>
+      </w:r>
+    </w:p>
+    <w:p>
+      <w:pPr>
+        <w:pStyle w:val="Choice"/>
+      </w:pPr>
+      <w:r>
+        <w:t>b)</w:t>
+        <w:tab/>
+        <w:t>24Ω</w:t>
+      </w:r>
+    </w:p>
+    <w:p>
+      <w:pPr>
+        <w:pStyle w:val="Choice"/>
+      </w:pPr>
+      <w:r>
+        <w:t>c)</w:t>
+        <w:tab/>
+        <w:t>12V</w:t>
+      </w:r>
+    </w:p>
+    <w:p>
+      <w:pPr>
+        <w:pStyle w:val="Choice"/>
+      </w:pPr>
+      <w:r>
+        <w:t>d)</w:t>
+        <w:tab/>
+        <w:t>6Ω</w:t>
+      </w:r>
+    </w:p>
+    <w:p>
+      <w:pPr>
+        <w:pStyle w:val="ListNumber"/>
+      </w:pPr>
+      <w:r>
+        <w:t>¿Qué valor tiene la resistencia?</w:t>
+      </w:r>
+    </w:p>
+    <w:p>
+      <w:pPr>
+        <w:pStyle w:val="Image"/>
+      </w:pPr>
+      <w:r>
+        <w:drawing>
+          <wp:inline xmlns:a="http://schemas.openxmlformats.org/drawingml/2006/main" xmlns:pic="http://schemas.openxmlformats.org/drawingml/2006/picture">
+            <wp:extent cx="1842711" cy="1091920"/>
+            <wp:docPr id="16" name="Picture 16"/>
+            <wp:cNvGraphicFramePr>
+              <a:graphicFrameLocks noChangeAspect="1"/>
+            </wp:cNvGraphicFramePr>
+            <a:graphic>
+              <a:graphicData uri="http://schemas.openxmlformats.org/drawingml/2006/picture">
+                <pic:pic>
+                  <pic:nvPicPr>
+                    <pic:cNvPr id="0" name="electric-ley-ohm-11.png"/>
+                    <pic:cNvPicPr/>
+                  </pic:nvPicPr>
+                  <pic:blipFill>
+                    <a:blip r:embed="rId24"/>
+                    <a:stretch>
+                      <a:fillRect/>
+                    </a:stretch>
+                  </pic:blipFill>
+                  <pic:spPr>
+                    <a:xfrm>
+                      <a:off x="0" y="0"/>
+                      <a:ext cx="1842711" cy="1091920"/>
+                    </a:xfrm>
+                    <a:prstGeom prst="rect"/>
+                  </pic:spPr>
+                </pic:pic>
+              </a:graphicData>
+            </a:graphic>
+          </wp:inline>
+        </w:drawing>
+      </w:r>
+    </w:p>
+    <w:p>
+      <w:pPr>
+        <w:pStyle w:val="Choice"/>
+      </w:pPr>
+      <w:r>
+        <w:t>a)</w:t>
+        <w:tab/>
+        <w:t>0.45Ω</w:t>
+      </w:r>
+    </w:p>
+    <w:p>
+      <w:pPr>
+        <w:pStyle w:val="Choice"/>
+      </w:pPr>
+      <w:r>
+        <w:t>b)</w:t>
+        <w:tab/>
+        <w:t>15Ω</w:t>
+      </w:r>
+    </w:p>
+    <w:p>
+      <w:pPr>
+        <w:pStyle w:val="Choice"/>
+      </w:pPr>
+      <w:r>
+        <w:t>c)</w:t>
+        <w:tab/>
+        <w:t>0.03A</w:t>
+      </w:r>
+    </w:p>
+    <w:p>
+      <w:pPr>
+        <w:pStyle w:val="Choice"/>
+      </w:pPr>
+      <w:r>
+        <w:t>d)</w:t>
+        <w:tab/>
+        <w:t>500Ω</w:t>
+      </w:r>
+    </w:p>
+    <w:p>
+      <w:pPr>
+        <w:pStyle w:val="ListNumber"/>
+      </w:pPr>
+      <w:r>
+        <w:t>¿Qué valor tiene la resistencia?</w:t>
+      </w:r>
+    </w:p>
+    <w:p>
+      <w:pPr>
+        <w:pStyle w:val="Image"/>
+      </w:pPr>
+      <w:r>
+        <w:drawing>
+          <wp:inline xmlns:a="http://schemas.openxmlformats.org/drawingml/2006/main" xmlns:pic="http://schemas.openxmlformats.org/drawingml/2006/picture">
+            <wp:extent cx="1842711" cy="1091920"/>
+            <wp:docPr id="17" name="Picture 17"/>
+            <wp:cNvGraphicFramePr>
+              <a:graphicFrameLocks noChangeAspect="1"/>
+            </wp:cNvGraphicFramePr>
+            <a:graphic>
+              <a:graphicData uri="http://schemas.openxmlformats.org/drawingml/2006/picture">
+                <pic:pic>
+                  <pic:nvPicPr>
+                    <pic:cNvPr id="0" name="electric-ley-ohm-16.png"/>
+                    <pic:cNvPicPr/>
+                  </pic:nvPicPr>
+                  <pic:blipFill>
+                    <a:blip r:embed="rId25"/>
+                    <a:stretch>
+                      <a:fillRect/>
+                    </a:stretch>
+                  </pic:blipFill>
+                  <pic:spPr>
+                    <a:xfrm>
+                      <a:off x="0" y="0"/>
+                      <a:ext cx="1842711" cy="1091920"/>
+                    </a:xfrm>
+                    <a:prstGeom prst="rect"/>
+                  </pic:spPr>
+                </pic:pic>
+              </a:graphicData>
+            </a:graphic>
+          </wp:inline>
+        </w:drawing>
+      </w:r>
+    </w:p>
+    <w:p>
+      <w:pPr>
+        <w:pStyle w:val="Choice"/>
+      </w:pPr>
+      <w:r>
+        <w:t>a)</w:t>
+        <w:tab/>
+        <w:t>18V</w:t>
+      </w:r>
+    </w:p>
+    <w:p>
+      <w:pPr>
+        <w:pStyle w:val="Choice"/>
+      </w:pPr>
+      <w:r>
+        <w:t>b)</w:t>
+        <w:tab/>
+        <w:t>36Ω</w:t>
+      </w:r>
+    </w:p>
+    <w:p>
+      <w:pPr>
+        <w:pStyle w:val="Choice"/>
+      </w:pPr>
+      <w:r>
+        <w:t>c)</w:t>
+        <w:tab/>
+        <w:t>0.11Ω</w:t>
+      </w:r>
+    </w:p>
+    <w:p>
+      <w:pPr>
+        <w:pStyle w:val="Choice"/>
+      </w:pPr>
+      <w:r>
+        <w:t>d)</w:t>
+        <w:tab/>
+        <w:t>9Ω</w:t>
+      </w:r>
+    </w:p>
+    <w:p>
+      <w:pPr>
+        <w:pStyle w:val="ListNumber"/>
+      </w:pPr>
+      <w:r>
+        <w:t>¿Qué valor tiene la resistencia?</w:t>
+      </w:r>
+    </w:p>
+    <w:p>
+      <w:pPr>
+        <w:pStyle w:val="Image"/>
+      </w:pPr>
+      <w:r>
+        <w:drawing>
+          <wp:inline xmlns:a="http://schemas.openxmlformats.org/drawingml/2006/main" xmlns:pic="http://schemas.openxmlformats.org/drawingml/2006/picture">
+            <wp:extent cx="1842711" cy="1091920"/>
+            <wp:docPr id="18" name="Picture 18"/>
+            <wp:cNvGraphicFramePr>
+              <a:graphicFrameLocks noChangeAspect="1"/>
+            </wp:cNvGraphicFramePr>
+            <a:graphic>
+              <a:graphicData uri="http://schemas.openxmlformats.org/drawingml/2006/picture">
+                <pic:pic>
+                  <pic:nvPicPr>
+                    <pic:cNvPr id="0" name="electric-ley-ohm-17.png"/>
+                    <pic:cNvPicPr/>
+                  </pic:nvPicPr>
+                  <pic:blipFill>
+                    <a:blip r:embed="rId26"/>
+                    <a:stretch>
+                      <a:fillRect/>
+                    </a:stretch>
+                  </pic:blipFill>
+                  <pic:spPr>
+                    <a:xfrm>
+                      <a:off x="0" y="0"/>
+                      <a:ext cx="1842711" cy="1091920"/>
+                    </a:xfrm>
+                    <a:prstGeom prst="rect"/>
+                  </pic:spPr>
+                </pic:pic>
+              </a:graphicData>
+            </a:graphic>
+          </wp:inline>
+        </w:drawing>
+      </w:r>
+    </w:p>
+    <w:p>
+      <w:pPr>
+        <w:pStyle w:val="Choice"/>
+      </w:pPr>
+      <w:r>
+        <w:t>a)</w:t>
+        <w:tab/>
+        <w:t>0.16Ω</w:t>
+      </w:r>
+    </w:p>
+    <w:p>
+      <w:pPr>
+        <w:pStyle w:val="Choice"/>
+      </w:pPr>
+      <w:r>
+        <w:t>b)</w:t>
+        <w:tab/>
+        <w:t>96Ω</w:t>
+      </w:r>
+    </w:p>
+    <w:p>
+      <w:pPr>
+        <w:pStyle w:val="Choice"/>
+      </w:pPr>
+      <w:r>
+        <w:t>c)</w:t>
+        <w:tab/>
+        <w:t>6Ω</w:t>
+      </w:r>
+    </w:p>
+    <w:p>
+      <w:pPr>
+        <w:pStyle w:val="Choice"/>
+      </w:pPr>
+      <w:r>
+        <w:t>d)</w:t>
+        <w:tab/>
+        <w:t>4A</w:t>
       </w:r>
     </w:p>
     <w:sectPr>
